--- a/rapports/2026-06-06/EQ8/EQ8_sup_v2/DR_071202010023/51-59-33-13.docx
+++ b/rapports/2026-06-06/EQ8/EQ8_sup_v2/DR_071202010023/51-59-33-13.docx
@@ -297,7 +297,7 @@
           <w:color w:val="1F6FEB"/>
           <w:sz w:val="22"/>
         </w:rPr>
-        <w:t>⚠ INCOHÉRENCES À CORRIGER (78)</w:t>
+        <w:t>⚠ INCOHÉRENCES À CORRIGER (74)</w:t>
       </w:r>
     </w:p>
     <w:tbl>
@@ -454,7 +454,7 @@
                 <w:color w:val="16A34A"/>
                 <w:sz w:val="16"/>
               </w:rPr>
-              <w:t>—</w:t>
+              <w:t>s01q32, s01q36, s01q38, s04q37_modif, s02q33, s02q34, s01q00b</w:t>
             </w:r>
           </w:p>
         </w:tc>
@@ -485,7 +485,7 @@
                 <w:i w:val="0"/>
                 <w:sz w:val="17"/>
               </w:rPr>
-              <w:t>Incohérence!!! seulement les écoles privées paient les frais de scolarité (y compris les frais d'inscription).</w:t>
+              <w:t>Peu probable!!! Vu l'âge (17 ans) de issa diakhate ou l'année à laquelle issa diakhate a fréquenté l'école pour la dernière fois (.) le dernier diplome de issa diakhate ne peut être le Certificat d'études primaires (CEP), prière de corriger cette incohérence ou confirmer avec le QG.</w:t>
             </w:r>
           </w:p>
         </w:tc>
@@ -518,7 +518,7 @@
                 <w:i w:val="0"/>
                 <w:sz w:val="16"/>
               </w:rPr>
-              <w:t>S02</w:t>
+              <w:t>S03</w:t>
               <w:br/>
             </w:r>
             <w:r>
@@ -528,7 +528,7 @@
                 <w:color w:val="64748B"/>
                 <w:sz w:val="14"/>
               </w:rPr>
-              <w:t>Éducation</w:t>
+              <w:t>Santé</w:t>
             </w:r>
           </w:p>
         </w:tc>
@@ -544,7 +544,7 @@
                 <w:color w:val="16A34A"/>
                 <w:sz w:val="16"/>
               </w:rPr>
-              <w:t>s01q32, s01q36, s01q38, s04q37_modif, s02q33, s02q34, s01q00b</w:t>
+              <w:t>—</w:t>
             </w:r>
           </w:p>
         </w:tc>
@@ -575,7 +575,7 @@
                 <w:i w:val="0"/>
                 <w:sz w:val="17"/>
               </w:rPr>
-              <w:t>Peu probable!!! Vu l'âge (17 ans) de issa diakhate ou l'année à laquelle issa diakhate a fréquenté l'école pour la dernière fois (.) le dernier diplome de issa diakhate ne peut être le Certificat d'études primaires (CEP), prière de corriger cette incohérence ou confirmer avec le QG.</w:t>
+              <w:t>Incohérent !!! fatou diakhate s'est consulté la première fois pour cette maladie (Autre) chez un médecin spécialiste et vous dites que  fatou diakhate n'est pas concerné par le montant des frais de consultation d'un médecin spécialiste (3.15=9999).</w:t>
             </w:r>
           </w:p>
         </w:tc>
@@ -665,7 +665,7 @@
                 <w:i w:val="0"/>
                 <w:sz w:val="17"/>
               </w:rPr>
-              <w:t>Incohérent !!! fatou diakhate s'est consulté la première fois pour cette maladie (Autre) chez un médecin spécialiste et vous dites que  fatou diakhate n'est pas concerné par le montant des frais de consultation d'un médecin spécialiste (3.15=9999).</w:t>
+              <w:t>Prière de verifier cette incohérence auprès de l'enquêté ou confirmer.</w:t>
             </w:r>
           </w:p>
         </w:tc>
@@ -755,7 +755,7 @@
                 <w:i w:val="0"/>
                 <w:sz w:val="17"/>
               </w:rPr>
-              <w:t>Prière de verifier cette incohérence auprès de l'enquêté ou confirmer.</w:t>
+              <w:t>Incohérent !!! gnagna ndior s'est consulté la première fois pour cette maladie (Autre) chez un médecin généraliste et vous dites que  gnagna ndior n'est pas concerné par le montant des frais de consultation d'un médecin généraliste (3.14=9999).</w:t>
             </w:r>
           </w:p>
         </w:tc>
@@ -788,7 +788,7 @@
                 <w:i w:val="0"/>
                 <w:sz w:val="16"/>
               </w:rPr>
-              <w:t>S03</w:t>
+              <w:t>S04</w:t>
               <w:br/>
             </w:r>
             <w:r>
@@ -798,7 +798,7 @@
                 <w:color w:val="64748B"/>
                 <w:sz w:val="14"/>
               </w:rPr>
-              <w:t>Santé</w:t>
+              <w:t>Emploi</w:t>
             </w:r>
           </w:p>
         </w:tc>
@@ -814,7 +814,7 @@
                 <w:color w:val="16A34A"/>
                 <w:sz w:val="16"/>
               </w:rPr>
-              <w:t>—</w:t>
+              <w:t>s04q46</w:t>
             </w:r>
           </w:p>
         </w:tc>
@@ -845,7 +845,7 @@
                 <w:i w:val="0"/>
                 <w:sz w:val="17"/>
               </w:rPr>
-              <w:t>Incohérent !!! gnagna ndior s'est consulté la première fois pour cette maladie (Autre) chez un médecin généraliste et vous dites que  gnagna ndior n'est pas concerné par le montant des frais de consultation d'un médecin généraliste (3.14=9999).</w:t>
+              <w:t>Incohérence! malick diakhate  evolue dans l'agriculture mais est  considéré comme salarié ou stagiaire/apprenti non renuméré, prière de revoir la question s04q46 et corriger.</w:t>
             </w:r>
           </w:p>
         </w:tc>
@@ -878,7 +878,7 @@
                 <w:i w:val="0"/>
                 <w:sz w:val="16"/>
               </w:rPr>
-              <w:t>S04</w:t>
+              <w:t>S16</w:t>
               <w:br/>
             </w:r>
             <w:r>
@@ -888,7 +888,7 @@
                 <w:color w:val="64748B"/>
                 <w:sz w:val="14"/>
               </w:rPr>
-              <w:t>Emploi</w:t>
+              <w:t>Agriculture</w:t>
             </w:r>
           </w:p>
         </w:tc>
@@ -904,7 +904,7 @@
                 <w:color w:val="16A34A"/>
                 <w:sz w:val="16"/>
               </w:rPr>
-              <w:t>s04q46</w:t>
+              <w:t>—</w:t>
             </w:r>
           </w:p>
         </w:tc>
@@ -935,7 +935,7 @@
                 <w:i w:val="0"/>
                 <w:sz w:val="17"/>
               </w:rPr>
-              <w:t>Incohérence! malick diakhate  evolue dans l'agriculture mais est  considéré comme salarié ou stagiaire/apprenti non renuméré, prière de revoir la question s04q46 et corriger.</w:t>
+              <w:t>Prière de corriger cette incoherence.</w:t>
             </w:r>
           </w:p>
         </w:tc>
@@ -950,10 +950,10 @@
               <w:rPr>
                 <w:b/>
                 <w:i w:val="0"/>
-                <w:color w:val="DC2626"/>
+                <w:color w:val="EA580C"/>
                 <w:sz w:val="16"/>
               </w:rPr>
-              <w:t>Haute</w:t>
+              <w:t>Moyenne</w:t>
             </w:r>
           </w:p>
         </w:tc>
@@ -968,7 +968,7 @@
                 <w:i w:val="0"/>
                 <w:sz w:val="16"/>
               </w:rPr>
-              <w:t>S16</w:t>
+              <w:t>S00</w:t>
               <w:br/>
             </w:r>
             <w:r>
@@ -978,7 +978,7 @@
                 <w:color w:val="64748B"/>
                 <w:sz w:val="14"/>
               </w:rPr>
-              <w:t>Agriculture</w:t>
+              <w:t>Identification</w:t>
             </w:r>
           </w:p>
         </w:tc>
@@ -994,7 +994,7 @@
                 <w:color w:val="16A34A"/>
                 <w:sz w:val="16"/>
               </w:rPr>
-              <w:t>—</w:t>
+              <w:t>s00q27</w:t>
             </w:r>
           </w:p>
         </w:tc>
@@ -1025,7 +1025,7 @@
                 <w:i w:val="0"/>
                 <w:sz w:val="17"/>
               </w:rPr>
-              <w:t>Prière de corriger cette incoherence.</w:t>
+              <w:t>Le questionnaire semble ne pas être complètement fini mais le questionnaire est en statut complet, prière de compléter le questionnaire.</w:t>
             </w:r>
           </w:p>
         </w:tc>
@@ -1084,7 +1084,7 @@
                 <w:color w:val="16A34A"/>
                 <w:sz w:val="16"/>
               </w:rPr>
-              <w:t>s00q27</w:t>
+              <w:t>—</w:t>
             </w:r>
           </w:p>
         </w:tc>
@@ -1115,7 +1115,7 @@
                 <w:i w:val="0"/>
                 <w:sz w:val="17"/>
               </w:rPr>
-              <w:t>Le questionnaire semble ne pas être complètement fini mais le questionnaire est en statut complet, prière de compléter le questionnaire.</w:t>
+              <w:t>L'adresse ou la localisation du ménage doit être bien renseignée, ne doit pas contenir des numéros de téléphone et elle semble courte pour être une adresse.</w:t>
             </w:r>
           </w:p>
         </w:tc>
@@ -1205,7 +1205,7 @@
                 <w:i w:val="0"/>
                 <w:sz w:val="17"/>
               </w:rPr>
-              <w:t>L'adresse ou la localisation du ménage doit être bien renseignée, ne doit pas contenir des numéros de téléphone et elle semble courte pour être une adresse.</w:t>
+              <w:t>Prière de renseigner la bonne adresse.</w:t>
             </w:r>
           </w:p>
         </w:tc>
@@ -1238,7 +1238,7 @@
                 <w:i w:val="0"/>
                 <w:sz w:val="16"/>
               </w:rPr>
-              <w:t>S00</w:t>
+              <w:t>S01</w:t>
               <w:br/>
             </w:r>
             <w:r>
@@ -1248,7 +1248,7 @@
                 <w:color w:val="64748B"/>
                 <w:sz w:val="14"/>
               </w:rPr>
-              <w:t>Identification</w:t>
+              <w:t>Démographie</w:t>
             </w:r>
           </w:p>
         </w:tc>
@@ -1264,7 +1264,7 @@
                 <w:color w:val="16A34A"/>
                 <w:sz w:val="16"/>
               </w:rPr>
-              <w:t>—</w:t>
+              <w:t>s01q00</w:t>
             </w:r>
           </w:p>
         </w:tc>
@@ -1295,7 +1295,7 @@
                 <w:i w:val="0"/>
                 <w:sz w:val="17"/>
               </w:rPr>
-              <w:t>Prière de renseigner la bonne adresse.</w:t>
+              <w:t>Attention ! Vous avez déclaré en s01q00 que le répondant est la personne elle-même, or fatou diakhate est trop jeune (9 ans) pour fournir des informations correctes.</w:t>
             </w:r>
           </w:p>
         </w:tc>
@@ -1354,7 +1354,7 @@
                 <w:color w:val="16A34A"/>
                 <w:sz w:val="16"/>
               </w:rPr>
-              <w:t>s01q00</w:t>
+              <w:t>—</w:t>
             </w:r>
           </w:p>
         </w:tc>
@@ -1385,7 +1385,7 @@
                 <w:i w:val="0"/>
                 <w:sz w:val="17"/>
               </w:rPr>
-              <w:t>Attention ! Vous avez déclaré en s01q00 que le répondant est la personne elle-même, or fatou diakhate est trop jeune (9 ans) pour fournir des informations correctes.</w:t>
+              <w:t>Prière de refaire la section 1 pour fatou diakhate en demandant à un adulte de répondre aux questions à sa place.</w:t>
             </w:r>
           </w:p>
         </w:tc>
@@ -1444,7 +1444,7 @@
                 <w:color w:val="16A34A"/>
                 <w:sz w:val="16"/>
               </w:rPr>
-              <w:t>—</w:t>
+              <w:t>s01q23, s01q00b, s01q23_autre</w:t>
             </w:r>
           </w:p>
         </w:tc>
@@ -1475,7 +1475,7 @@
                 <w:i w:val="0"/>
                 <w:sz w:val="17"/>
               </w:rPr>
-              <w:t>Prière de refaire la section 1 pour fatou diakhate en demandant à un adulte de répondre aux questions à sa place.</w:t>
+              <w:t>La raison principale que djiby diakhate envisage de migrer est pour travail et semble exister dans les modalités, prière de prendre attache avec le QG pour plus d'explication afin de la classer bien.</w:t>
             </w:r>
           </w:p>
         </w:tc>
@@ -1534,7 +1534,7 @@
                 <w:color w:val="16A34A"/>
                 <w:sz w:val="16"/>
               </w:rPr>
-              <w:t>s00q27, s01q03a, s01q03b, s01q03c, s01q00b</w:t>
+              <w:t>s01q10_1</w:t>
             </w:r>
           </w:p>
         </w:tc>
@@ -1565,367 +1565,7 @@
                 <w:i w:val="0"/>
                 <w:sz w:val="17"/>
               </w:rPr>
-              <w:t>Les informations sur l'acte de naissance (ni Jours, ni mois et ni années) de  djiby diakhate  manquent, s'il vous plait pouvez-vous fournir d'effort pour avoir ces informations.</w:t>
-            </w:r>
-          </w:p>
-        </w:tc>
-      </w:tr>
-      <w:tr>
-        <w:tc>
-          <w:tcPr>
-            <w:tcW w:type="dxa" w:w="964"/>
-          </w:tcPr>
-          <w:p>
-            <w:r>
-              <w:rPr>
-                <w:b/>
-                <w:i w:val="0"/>
-                <w:color w:val="EA580C"/>
-                <w:sz w:val="16"/>
-              </w:rPr>
-              <w:t>Moyenne</w:t>
-            </w:r>
-          </w:p>
-        </w:tc>
-        <w:tc>
-          <w:tcPr>
-            <w:tcW w:type="dxa" w:w="1247"/>
-          </w:tcPr>
-          <w:p>
-            <w:r>
-              <w:rPr>
-                <w:b/>
-                <w:i w:val="0"/>
-                <w:sz w:val="16"/>
-              </w:rPr>
-              <w:t>S01</w:t>
-              <w:br/>
-            </w:r>
-            <w:r>
-              <w:rPr>
-                <w:b w:val="0"/>
-                <w:i w:val="0"/>
-                <w:color w:val="64748B"/>
-                <w:sz w:val="14"/>
-              </w:rPr>
-              <w:t>Démographie</w:t>
-            </w:r>
-          </w:p>
-        </w:tc>
-        <w:tc>
-          <w:tcPr>
-            <w:tcW w:type="dxa" w:w="1531"/>
-          </w:tcPr>
-          <w:p>
-            <w:r>
-              <w:rPr>
-                <w:b/>
-                <w:i w:val="0"/>
-                <w:color w:val="16A34A"/>
-                <w:sz w:val="16"/>
-              </w:rPr>
-              <w:t>s01q23, s01q00b, s01q23_autre</w:t>
-            </w:r>
-          </w:p>
-        </w:tc>
-        <w:tc>
-          <w:tcPr>
-            <w:tcW w:type="dxa" w:w="1191"/>
-          </w:tcPr>
-          <w:p>
-            <w:r>
-              <w:rPr>
-                <w:b w:val="0"/>
-                <w:i w:val="0"/>
-                <w:color w:val="64748B"/>
-                <w:sz w:val="16"/>
-              </w:rPr>
-              <w:t>GT-CQ</w:t>
-            </w:r>
-          </w:p>
-        </w:tc>
-        <w:tc>
-          <w:tcPr>
-            <w:tcW w:type="dxa" w:w="4706"/>
-          </w:tcPr>
-          <w:p>
-            <w:r>
-              <w:rPr>
-                <w:b w:val="0"/>
-                <w:i w:val="0"/>
-                <w:sz w:val="17"/>
-              </w:rPr>
-              <w:t>La raison principale que djiby diakhate envisage de migrer est pour travail et semble exister dans les modalités, prière de prendre attache avec le QG pour plus d'explication afin de la classer bien.</w:t>
-            </w:r>
-          </w:p>
-        </w:tc>
-      </w:tr>
-      <w:tr>
-        <w:tc>
-          <w:tcPr>
-            <w:tcW w:type="dxa" w:w="964"/>
-          </w:tcPr>
-          <w:p>
-            <w:r>
-              <w:rPr>
-                <w:b/>
-                <w:i w:val="0"/>
-                <w:color w:val="EA580C"/>
-                <w:sz w:val="16"/>
-              </w:rPr>
-              <w:t>Moyenne</w:t>
-            </w:r>
-          </w:p>
-        </w:tc>
-        <w:tc>
-          <w:tcPr>
-            <w:tcW w:type="dxa" w:w="1247"/>
-          </w:tcPr>
-          <w:p>
-            <w:r>
-              <w:rPr>
-                <w:b/>
-                <w:i w:val="0"/>
-                <w:sz w:val="16"/>
-              </w:rPr>
-              <w:t>S01</w:t>
-              <w:br/>
-            </w:r>
-            <w:r>
-              <w:rPr>
-                <w:b w:val="0"/>
-                <w:i w:val="0"/>
-                <w:color w:val="64748B"/>
-                <w:sz w:val="14"/>
-              </w:rPr>
-              <w:t>Démographie</w:t>
-            </w:r>
-          </w:p>
-        </w:tc>
-        <w:tc>
-          <w:tcPr>
-            <w:tcW w:type="dxa" w:w="1531"/>
-          </w:tcPr>
-          <w:p>
-            <w:r>
-              <w:rPr>
-                <w:b/>
-                <w:i w:val="0"/>
-                <w:color w:val="16A34A"/>
-                <w:sz w:val="16"/>
-              </w:rPr>
-              <w:t>s01q10_1</w:t>
-            </w:r>
-          </w:p>
-        </w:tc>
-        <w:tc>
-          <w:tcPr>
-            <w:tcW w:type="dxa" w:w="1191"/>
-          </w:tcPr>
-          <w:p>
-            <w:r>
-              <w:rPr>
-                <w:b w:val="0"/>
-                <w:i w:val="0"/>
-                <w:color w:val="64748B"/>
-                <w:sz w:val="16"/>
-              </w:rPr>
-              <w:t>GT-CQ</w:t>
-            </w:r>
-          </w:p>
-        </w:tc>
-        <w:tc>
-          <w:tcPr>
-            <w:tcW w:type="dxa" w:w="4706"/>
-          </w:tcPr>
-          <w:p>
-            <w:r>
-              <w:rPr>
-                <w:b w:val="0"/>
-                <w:i w:val="0"/>
-                <w:sz w:val="17"/>
-              </w:rPr>
               <w:t>La taille du ménage lors de l'enquête principale (7) de ce ménage est inférieur à la taille du denombrement (9), prière de fournir des explications concrètes ou aller revisiter le ménage.</w:t>
-            </w:r>
-          </w:p>
-        </w:tc>
-      </w:tr>
-      <w:tr>
-        <w:tc>
-          <w:tcPr>
-            <w:tcW w:type="dxa" w:w="964"/>
-          </w:tcPr>
-          <w:p>
-            <w:r>
-              <w:rPr>
-                <w:b/>
-                <w:i w:val="0"/>
-                <w:color w:val="EA580C"/>
-                <w:sz w:val="16"/>
-              </w:rPr>
-              <w:t>Moyenne</w:t>
-            </w:r>
-          </w:p>
-        </w:tc>
-        <w:tc>
-          <w:tcPr>
-            <w:tcW w:type="dxa" w:w="1247"/>
-          </w:tcPr>
-          <w:p>
-            <w:r>
-              <w:rPr>
-                <w:b/>
-                <w:i w:val="0"/>
-                <w:sz w:val="16"/>
-              </w:rPr>
-              <w:t>S02</w:t>
-              <w:br/>
-            </w:r>
-            <w:r>
-              <w:rPr>
-                <w:b w:val="0"/>
-                <w:i w:val="0"/>
-                <w:color w:val="64748B"/>
-                <w:sz w:val="14"/>
-              </w:rPr>
-              <w:t>Éducation</w:t>
-            </w:r>
-          </w:p>
-        </w:tc>
-        <w:tc>
-          <w:tcPr>
-            <w:tcW w:type="dxa" w:w="1531"/>
-          </w:tcPr>
-          <w:p>
-            <w:r>
-              <w:rPr>
-                <w:b/>
-                <w:i w:val="0"/>
-                <w:color w:val="16A34A"/>
-                <w:sz w:val="16"/>
-              </w:rPr>
-              <w:t>—</w:t>
-            </w:r>
-          </w:p>
-        </w:tc>
-        <w:tc>
-          <w:tcPr>
-            <w:tcW w:type="dxa" w:w="1191"/>
-          </w:tcPr>
-          <w:p>
-            <w:r>
-              <w:rPr>
-                <w:b w:val="0"/>
-                <w:i w:val="0"/>
-                <w:color w:val="64748B"/>
-                <w:sz w:val="16"/>
-              </w:rPr>
-              <w:t>GT-CQ</w:t>
-            </w:r>
-          </w:p>
-        </w:tc>
-        <w:tc>
-          <w:tcPr>
-            <w:tcW w:type="dxa" w:w="4706"/>
-          </w:tcPr>
-          <w:p>
-            <w:r>
-              <w:rPr>
-                <w:b w:val="0"/>
-                <w:i w:val="0"/>
-                <w:sz w:val="17"/>
-              </w:rPr>
-              <w:t>veuillez, s'il vous plait, confirmer les frais de scolarité ( 14500 FCFA) payée de malick diakhate avec le QG ou apporter les corrections nécessaires.</w:t>
-            </w:r>
-          </w:p>
-        </w:tc>
-      </w:tr>
-      <w:tr>
-        <w:tc>
-          <w:tcPr>
-            <w:tcW w:type="dxa" w:w="964"/>
-          </w:tcPr>
-          <w:p>
-            <w:r>
-              <w:rPr>
-                <w:b/>
-                <w:i w:val="0"/>
-                <w:color w:val="EA580C"/>
-                <w:sz w:val="16"/>
-              </w:rPr>
-              <w:t>Moyenne</w:t>
-            </w:r>
-          </w:p>
-        </w:tc>
-        <w:tc>
-          <w:tcPr>
-            <w:tcW w:type="dxa" w:w="1247"/>
-          </w:tcPr>
-          <w:p>
-            <w:r>
-              <w:rPr>
-                <w:b/>
-                <w:i w:val="0"/>
-                <w:sz w:val="16"/>
-              </w:rPr>
-              <w:t>S02</w:t>
-              <w:br/>
-            </w:r>
-            <w:r>
-              <w:rPr>
-                <w:b w:val="0"/>
-                <w:i w:val="0"/>
-                <w:color w:val="64748B"/>
-                <w:sz w:val="14"/>
-              </w:rPr>
-              <w:t>Éducation</w:t>
-            </w:r>
-          </w:p>
-        </w:tc>
-        <w:tc>
-          <w:tcPr>
-            <w:tcW w:type="dxa" w:w="1531"/>
-          </w:tcPr>
-          <w:p>
-            <w:r>
-              <w:rPr>
-                <w:b/>
-                <w:i w:val="0"/>
-                <w:color w:val="16A34A"/>
-                <w:sz w:val="16"/>
-              </w:rPr>
-              <w:t>—</w:t>
-            </w:r>
-          </w:p>
-        </w:tc>
-        <w:tc>
-          <w:tcPr>
-            <w:tcW w:type="dxa" w:w="1191"/>
-          </w:tcPr>
-          <w:p>
-            <w:r>
-              <w:rPr>
-                <w:b w:val="0"/>
-                <w:i w:val="0"/>
-                <w:color w:val="64748B"/>
-                <w:sz w:val="16"/>
-              </w:rPr>
-              <w:t>GT-CQ</w:t>
-            </w:r>
-          </w:p>
-        </w:tc>
-        <w:tc>
-          <w:tcPr>
-            <w:tcW w:type="dxa" w:w="4706"/>
-          </w:tcPr>
-          <w:p>
-            <w:r>
-              <w:rPr>
-                <w:b w:val="0"/>
-                <w:i w:val="0"/>
-                <w:sz w:val="17"/>
-              </w:rPr>
-              <w:t>veuillez, s'il vous plait, confirmer les frais de scolarité ( 5000 FCFA) payée de issa diakhate avec le QG ou apporter les corrections nécessaires.</w:t>
             </w:r>
           </w:p>
         </w:tc>
